--- a/CS 4390 Course Project P2P File Sharing Final Report.docx
+++ b/CS 4390 Course Project P2P File Sharing Final Report.docx
@@ -1626,7 +1626,7 @@
         <w:spacing w:after="60" w:line="240" w:lineRule="auto"/>
       </w:pPr>
       <w:r>
-        <w:t>The terminal output is intentionally limited to necessary events such as tracker startup, tracker creation, LIST/GET requests, chunk download ranges, tracker update replies, completion messages, and peer termination events. The automated demo writes detailed logs into tracker.log and peer*/logs/run.log so the grader can confirm peer behavior without cluttering the screen.</w:t>
+        <w:t>The terminal output shows necessary events such as tracker startup, tracker creation, LIST/GET requests, live progress counters during long wait/download phases, completion messages, and peer termination events. The automated demo also writes detailed logs into tracker.log and peer*/logs/run.log so the grader can confirm chunk ranges, tracker update replies, and peer behavior without cluttering the screen.</w:t>
       </w:r>
     </w:p>
     <w:p>
